--- a/full_flat/BIOL-1_Fall-2026_Syllabus.docx
+++ b/full_flat/BIOL-1_Fall-2026_Syllabus.docx
@@ -1245,7 +1245,7 @@
           </w:tcPr>
           <w:p>
             <w:r>
-              <w:t>Lab 20 (TBD)</w:t>
+              <w:t>Comprehensive final preparation</w:t>
             </w:r>
           </w:p>
         </w:tc>
